--- a/force-app/main/default/documents/Loop__LOOP_Files/CACFABCJAd81f740900c840d9a0ba44eebf94abc6.docx
+++ b/force-app/main/default/documents/Loop__LOOP_Files/CACFABCJAd81f740900c840d9a0ba44eebf94abc6.docx
@@ -540,7 +540,6 @@
               <w:bottom w:val="single" w:sz="12" w:space="0" w:color="000000"/>
               <w:right w:val="single" w:sz="4" w:space="0" w:color="000000"/>
             </w:tcBorders>
-            <w:shd w:val="clear" w:color="auto" w:fill="auto"/>
           </w:tcPr>
           <w:p>
             <w:pPr>
@@ -713,52 +712,6 @@
                 <w:sz w:val="16"/>
               </w:rPr>
             </w:pPr>
-          </w:p>
-          <w:p>
-            <w:pPr>
-              <w:pStyle w:val="TableParagraph"/>
-              <w:spacing w:before="32"/>
-              <w:ind w:left="128"/>
-              <w:rPr>
-                <w:w w:val="105"/>
-                <w:position w:val="1"/>
-                <w:sz w:val="16"/>
-              </w:rPr>
-            </w:pPr>
-            <w:r>
-              <w:rPr>
-                <w:w w:val="105"/>
-                <w:position w:val="1"/>
-                <w:sz w:val="16"/>
-              </w:rPr>
-              <w:t xml:space="preserve">Credit Memo Reason: </w:t>
-            </w:r>
-            <w:r>
-              <w:rPr>
-                <w:w w:val="105"/>
-                <w:position w:val="1"/>
-                <w:sz w:val="16"/>
-              </w:rPr>
-              <w:t>&lt;&lt;</w:t>
-            </w:r>
-            <w:proofErr w:type="spellStart"/>
-            <w:r>
-              <w:rPr>
-                <w:w w:val="105"/>
-                <w:position w:val="1"/>
-                <w:sz w:val="16"/>
-              </w:rPr>
-              <w:t>Credit_Memo_Credit_Memo_Reason</w:t>
-            </w:r>
-            <w:proofErr w:type="spellEnd"/>
-            <w:r>
-              <w:rPr>
-                <w:w w:val="105"/>
-                <w:position w:val="1"/>
-                <w:sz w:val="16"/>
-              </w:rPr>
-              <w:t>&gt;&gt;</w:t>
-            </w:r>
           </w:p>
           <w:p>
             <w:pPr>
